--- a/demo/arkaja-seci-rtc-tm-v/letters/SECI_RTC_TM_V_Bid_letters_Arkaja_Renewables_Private_Limited.docx
+++ b/demo/arkaja-seci-rtc-tm-v/letters/SECI_RTC_TM_V_Bid_letters_Arkaja_Renewables_Private_Limited.docx
@@ -609,15 +609,15 @@
                 <w:sz w:val="19"/>
                 <w:szCs w:val="19"/>
               </w:rPr>
-              <w:t xml:space="preserve">511</w:t>
-            </w:r>
-            <w:r>
-              <w:rPr>
-                <w:rFonts w:ascii="Times New Roman" w:hAnsi="Times New Roman" w:cs="Times New Roman"/>
-                <w:sz w:val="19"/>
-                <w:szCs w:val="19"/>
-              </w:rPr>
-              <w:t xml:space="preserve"> MW</w:t>
+              <w:t xml:space="preserve">523 MWac (732 MWp DC)</w:t>
+            </w:r>
+            <w:r>
+              <w:rPr>
+                <w:rFonts w:ascii="Times New Roman" w:hAnsi="Times New Roman" w:cs="Times New Roman"/>
+                <w:sz w:val="19"/>
+                <w:szCs w:val="19"/>
+              </w:rPr>
+              <w:t xml:space="preserve"/>
               <w:br/>
               <w:t xml:space="preserve">Wind power component: </w:t>
             </w:r>
@@ -627,7 +627,7 @@
                 <w:sz w:val="19"/>
                 <w:szCs w:val="19"/>
               </w:rPr>
-              <w:t xml:space="preserve">281</w:t>
+              <w:t xml:space="preserve">293</w:t>
             </w:r>
             <w:r>
               <w:rPr>
@@ -663,7 +663,7 @@
                 <w:sz w:val="19"/>
                 <w:szCs w:val="19"/>
               </w:rPr>
-              <w:t xml:space="preserve">422</w:t>
+              <w:t xml:space="preserve">423</w:t>
             </w:r>
             <w:r>
               <w:rPr>
@@ -679,7 +679,7 @@
                 <w:sz w:val="19"/>
                 <w:szCs w:val="19"/>
               </w:rPr>
-              <w:t xml:space="preserve">1686</w:t>
+              <w:t xml:space="preserve">1692</w:t>
             </w:r>
             <w:r>
               <w:rPr>
@@ -821,7 +821,7 @@
           <w:sz w:val="22"/>
           <w:szCs w:val="22"/>
         </w:rPr>
-        <w:t xml:space="preserve">INR 1,28,33,50,009</w:t>
+        <w:t xml:space="preserve">INR 1,31,31,14,577</w:t>
       </w:r>
       <w:r>
         <w:rPr>
@@ -1832,7 +1832,7 @@
           <w:sz w:val="22"/>
           <w:szCs w:val="22"/>
         </w:rPr>
-        <w:t xml:space="preserve">1,28,33,50,009</w:t>
+        <w:t xml:space="preserve">1,31,31,14,577</w:t>
       </w:r>
       <w:r>
         <w:rPr>
@@ -1908,7 +1908,7 @@
           <w:sz w:val="22"/>
           <w:szCs w:val="22"/>
         </w:rPr>
-        <w:t xml:space="preserve">1,28,33,50,009</w:t>
+        <w:t xml:space="preserve">1,31,31,14,577</w:t>
       </w:r>
       <w:r>
         <w:rPr>
@@ -1924,7 +1924,7 @@
           <w:sz w:val="22"/>
           <w:szCs w:val="22"/>
         </w:rPr>
-        <w:t xml:space="preserve">One Hundred Twenty-Eight Crore Thirty-Three Lakh Fifty Thousand Nine</w:t>
+        <w:t xml:space="preserve">One Hundred Thirty-One Crore Thirty-One Lakh Fourteen Thousand Five Hundred Seventy-Seven</w:t>
       </w:r>
       <w:r>
         <w:rPr>
@@ -2098,7 +2098,7 @@
           <w:sz w:val="22"/>
           <w:szCs w:val="22"/>
         </w:rPr>
-        <w:t xml:space="preserve">1,28,33,50,009</w:t>
+        <w:t xml:space="preserve">1,31,31,14,577</w:t>
       </w:r>
       <w:r>
         <w:rPr>
@@ -2114,7 +2114,7 @@
           <w:sz w:val="22"/>
           <w:szCs w:val="22"/>
         </w:rPr>
-        <w:t xml:space="preserve">One Hundred Twenty-Eight Crore Thirty-Three Lakh Fifty Thousand Nine</w:t>
+        <w:t xml:space="preserve">One Hundred Thirty-One Crore Thirty-One Lakh Fourteen Thousand Five Hundred Seventy-Seven</w:t>
       </w:r>
       <w:r>
         <w:rPr>
@@ -6046,11 +6046,11 @@
           <w:sz w:val="22"/>
           <w:szCs w:val="22"/>
         </w:rPr>
-        <w:t xml:space="preserve">Solar PV 511 MWac with modules, inverters, trackers and pooling: per the Capex sheet of the financial model.</w:t>
-        <w:br/>
-        <w:t xml:space="preserve">Wind 281 MW with WTGs, foundations and 33 kV collection: per the Capex sheet.</w:t>
-        <w:br/>
-        <w:t xml:space="preserve">Battery energy storage 422 MW / 1686 MWh with PCS and fire protection: per the Capex sheet.</w:t>
+        <w:t xml:space="preserve">Solar PV 523 MWac with modules, inverters, trackers and pooling: per the Capex sheet of the financial model.</w:t>
+        <w:br/>
+        <w:t xml:space="preserve">Wind 293 MW with WTGs, foundations and 33 kV collection: per the Capex sheet.</w:t>
+        <w:br/>
+        <w:t xml:space="preserve">Battery energy storage 423 MW / 1692 MWh with PCS and fire protection: per the Capex sheet.</w:t>
         <w:br/>
         <w:t xml:space="preserve">ISTS connectivity, land, development and pre-operative costs: per the Capex sheet.</w:t>
         <w:br/>
